--- a/public/gallery/examples/product-manager/en/resume.docx
+++ b/public/gallery/examples/product-manager/en/resume.docx
@@ -66,7 +66,7 @@
         </w:rPr>
         <w:t xml:space="preserve">📧 </w:t>
       </w:r>
-      <w:hyperlink w:history="1" r:id="rIdvd8-vqocmkxlv6mxky3rx">
+      <w:hyperlink w:history="1" r:id="rIdnvah9ngqqu4z8_yrilrzn">
         <w:r>
           <w:rPr>
             <w:sz w:val="18"/>
@@ -89,7 +89,7 @@
         </w:rPr>
         <w:t xml:space="preserve">🔗 </w:t>
       </w:r>
-      <w:hyperlink w:history="1" r:id="rIddtdl6_r8hps8p5wvf44ea">
+      <w:hyperlink w:history="1" r:id="rIdvernwysrlytjd5pzbq3hj">
         <w:r>
           <w:rPr>
             <w:sz w:val="18"/>
@@ -124,7 +124,7 @@
         <w:spacing w:after="200" w:line="276"/>
         <w:jc w:val="center"/>
       </w:pPr>
-      <w:hyperlink w:history="1" r:id="rIdjfidwa1kjisuqvxghjpvw">
+      <w:hyperlink w:history="1" r:id="rIdi2fc7riftzrbpz7yms6lq">
         <w:r>
           <w:rPr>
             <w:sz w:val="18"/>
@@ -140,7 +140,7 @@
         </w:rPr>
         <w:t xml:space="preserve"> • </w:t>
       </w:r>
-      <w:hyperlink w:history="1" r:id="rIdiodozfpaifolcmnxwk9qu">
+      <w:hyperlink w:history="1" r:id="rIdn1va5ek-ruffqt-ducucs">
         <w:r>
           <w:rPr>
             <w:sz w:val="18"/>
@@ -306,7 +306,7 @@
         </w:rPr>
         <w:t xml:space="preserve">	</w:t>
       </w:r>
-      <w:hyperlink w:history="1" r:id="rIdbzbaseorzqo5hkckhybfr">
+      <w:hyperlink w:history="1" r:id="rIdisxe_idzc1ylpx-nadbgr">
         <w:r>
           <w:rPr>
             <w:sz w:val="18"/>
@@ -469,7 +469,7 @@
         </w:rPr>
         <w:t xml:space="preserve">	</w:t>
       </w:r>
-      <w:hyperlink w:history="1" r:id="rIddsj-dcyqm_b_jwpwp10gw">
+      <w:hyperlink w:history="1" r:id="rIdw-bzbvdbkw-c6d3mjmbvc">
         <w:r>
           <w:rPr>
             <w:sz w:val="18"/>
@@ -651,7 +651,7 @@
         </w:rPr>
         <w:t xml:space="preserve">	</w:t>
       </w:r>
-      <w:hyperlink w:history="1" r:id="rIdyn2n1vfiku9hrmyuodq5q">
+      <w:hyperlink w:history="1" r:id="rIdicrnpwtbsciwvbpwwbpkp">
         <w:r>
           <w:rPr>
             <w:sz w:val="18"/>
@@ -833,7 +833,7 @@
         </w:rPr>
         <w:t xml:space="preserve">	</w:t>
       </w:r>
-      <w:hyperlink w:history="1" r:id="rIdj83g4q9j_vlz8nfyzxdvc">
+      <w:hyperlink w:history="1" r:id="rIdndfi0nefeencnsxkdwslc">
         <w:r>
           <w:rPr>
             <w:sz w:val="18"/>
@@ -1341,7 +1341,7 @@
         </w:rPr>
         <w:t xml:space="preserve">	</w:t>
       </w:r>
-      <w:hyperlink w:history="1" r:id="rId8_ux9getklzpartuu3pwh">
+      <w:hyperlink w:history="1" r:id="rIdrkaqotbdeadxhzfkmxh4v">
         <w:r>
           <w:rPr>
             <w:sz w:val="18"/>
@@ -1407,7 +1407,7 @@
         </w:rPr>
         <w:t xml:space="preserve">	</w:t>
       </w:r>
-      <w:hyperlink w:history="1" r:id="rIdzvpoftmu3qjwkdporum3k">
+      <w:hyperlink w:history="1" r:id="rIdwrzabx13lhnc852rk86ty">
         <w:r>
           <w:rPr>
             <w:sz w:val="18"/>
@@ -1473,7 +1473,7 @@
         </w:rPr>
         <w:t xml:space="preserve">	</w:t>
       </w:r>
-      <w:hyperlink w:history="1" r:id="rId7nn1kvqv-5xox34nep1od">
+      <w:hyperlink w:history="1" r:id="rIdyfttax4ncohkrsqbrlujx">
         <w:r>
           <w:rPr>
             <w:sz w:val="18"/>
@@ -1558,7 +1558,7 @@
         </w:rPr>
         <w:t xml:space="preserve">	</w:t>
       </w:r>
-      <w:hyperlink w:history="1" r:id="rIdywkye7beimifxpvm9ewxh">
+      <w:hyperlink w:history="1" r:id="rId_k1_cwgvbuub9lj1zv8if">
         <w:r>
           <w:rPr>
             <w:sz w:val="18"/>
@@ -1655,7 +1655,7 @@
         </w:rPr>
         <w:t xml:space="preserve">	</w:t>
       </w:r>
-      <w:hyperlink w:history="1" r:id="rIdu4gopx9wfwvglzakwbtqz">
+      <w:hyperlink w:history="1" r:id="rIdtasrnil2tpladoi4tgkbn">
         <w:r>
           <w:rPr>
             <w:sz w:val="18"/>
@@ -1879,7 +1879,7 @@
         </w:rPr>
         <w:t xml:space="preserve">	</w:t>
       </w:r>
-      <w:hyperlink w:history="1" r:id="rId1ppnzkeyjkfzbxagvp_zp">
+      <w:hyperlink w:history="1" r:id="rIda9mfqfmhlvds867lst0ja">
         <w:r>
           <w:rPr>
             <w:sz w:val="18"/>
